--- a/report.docx
+++ b/report.docx
@@ -47,7 +47,7 @@
     <w:p>
       <w:r>
         <w:pict w14:anchorId="5D8FBF86">
-          <v:rect id="_x0000_i1187" style="width:0;height:0" o:hralign="center" o:hrstd="t" o:hr="t" fillcolor="#a0a0a0" stroked="f"/>
+          <v:rect id="_x0000_i1025" style="width:0;height:0" o:hralign="center" o:hrstd="t" o:hr="t" fillcolor="#a0a0a0" stroked="f"/>
         </w:pict>
       </w:r>
     </w:p>
@@ -74,7 +74,7 @@
     <w:p>
       <w:r>
         <w:pict w14:anchorId="6EB34D2C">
-          <v:rect id="_x0000_i1188" style="width:0;height:0" o:hralign="center" o:hrstd="t" o:hr="t" fillcolor="#a0a0a0" stroked="f"/>
+          <v:rect id="_x0000_i1026" style="width:0;height:0" o:hralign="center" o:hrstd="t" o:hr="t" fillcolor="#a0a0a0" stroked="f"/>
         </w:pict>
       </w:r>
     </w:p>
@@ -119,7 +119,7 @@
     <w:p>
       <w:r>
         <w:pict w14:anchorId="6FA4747D">
-          <v:rect id="_x0000_i1189" style="width:0;height:0" o:hralign="center" o:hrstd="t" o:hr="t" fillcolor="#a0a0a0" stroked="f"/>
+          <v:rect id="_x0000_i1027" style="width:0;height:0" o:hralign="center" o:hrstd="t" o:hr="t" fillcolor="#a0a0a0" stroked="f"/>
         </w:pict>
       </w:r>
     </w:p>
@@ -160,7 +160,7 @@
     <w:p>
       <w:r>
         <w:pict w14:anchorId="1315C1A5">
-          <v:rect id="_x0000_i1190" style="width:0;height:0" o:hralign="center" o:hrstd="t" o:hr="t" fillcolor="#a0a0a0" stroked="f"/>
+          <v:rect id="_x0000_i1028" style="width:0;height:0" o:hralign="center" o:hrstd="t" o:hr="t" fillcolor="#a0a0a0" stroked="f"/>
         </w:pict>
       </w:r>
     </w:p>
@@ -200,7 +200,7 @@
     <w:p>
       <w:r>
         <w:pict w14:anchorId="44B28F83">
-          <v:rect id="_x0000_i1191" style="width:0;height:0" o:hralign="center" o:hrstd="t" o:hr="t" fillcolor="#a0a0a0" stroked="f"/>
+          <v:rect id="_x0000_i1029" style="width:0;height:0" o:hralign="center" o:hrstd="t" o:hr="t" fillcolor="#a0a0a0" stroked="f"/>
         </w:pict>
       </w:r>
     </w:p>
@@ -232,7 +232,7 @@
     <w:p>
       <w:r>
         <w:pict w14:anchorId="113873C1">
-          <v:rect id="_x0000_i1192" style="width:0;height:0" o:hralign="center" o:hrstd="t" o:hr="t" fillcolor="#a0a0a0" stroked="f"/>
+          <v:rect id="_x0000_i1030" style="width:0;height:0" o:hralign="center" o:hrstd="t" o:hr="t" fillcolor="#a0a0a0" stroked="f"/>
         </w:pict>
       </w:r>
     </w:p>
@@ -359,7 +359,7 @@
     <w:p>
       <w:r>
         <w:pict w14:anchorId="3DBD5A73">
-          <v:rect id="_x0000_i1193" style="width:0;height:0" o:hralign="center" o:hrstd="t" o:hr="t" fillcolor="#a0a0a0" stroked="f"/>
+          <v:rect id="_x0000_i1031" style="width:0;height:0" o:hralign="center" o:hrstd="t" o:hr="t" fillcolor="#a0a0a0" stroked="f"/>
         </w:pict>
       </w:r>
     </w:p>
@@ -533,7 +533,7 @@
     <w:p>
       <w:r>
         <w:pict w14:anchorId="2443D57B">
-          <v:rect id="_x0000_i1194" style="width:0;height:0" o:hralign="center" o:hrstd="t" o:hr="t" fillcolor="#a0a0a0" stroked="f"/>
+          <v:rect id="_x0000_i1032" style="width:0;height:0" o:hralign="center" o:hrstd="t" o:hr="t" fillcolor="#a0a0a0" stroked="f"/>
         </w:pict>
       </w:r>
     </w:p>
@@ -681,7 +681,7 @@
     <w:p>
       <w:r>
         <w:pict w14:anchorId="59619225">
-          <v:rect id="_x0000_i1195" style="width:0;height:0" o:hralign="center" o:hrstd="t" o:hr="t" fillcolor="#a0a0a0" stroked="f"/>
+          <v:rect id="_x0000_i1033" style="width:0;height:0" o:hralign="center" o:hrstd="t" o:hr="t" fillcolor="#a0a0a0" stroked="f"/>
         </w:pict>
       </w:r>
     </w:p>
@@ -774,7 +774,7 @@
     <w:p>
       <w:r>
         <w:pict w14:anchorId="0F3073B4">
-          <v:rect id="_x0000_i1196" style="width:0;height:0" o:hralign="center" o:hrstd="t" o:hr="t" fillcolor="#a0a0a0" stroked="f"/>
+          <v:rect id="_x0000_i1034" style="width:0;height:0" o:hralign="center" o:hrstd="t" o:hr="t" fillcolor="#a0a0a0" stroked="f"/>
         </w:pict>
       </w:r>
     </w:p>
@@ -928,12 +928,10 @@
         <w:t>The program was implemented in Python using functions for each operation. Data was stored in </w:t>
       </w:r>
       <w:proofErr w:type="spellStart"/>
-      <w:proofErr w:type="gramStart"/>
       <w:r>
         <w:t>data.json</w:t>
       </w:r>
       <w:proofErr w:type="spellEnd"/>
-      <w:proofErr w:type="gramEnd"/>
       <w:r>
         <w:t>.</w:t>
       </w:r>
@@ -981,7 +979,7 @@
     <w:p>
       <w:r>
         <w:pict w14:anchorId="50D38732">
-          <v:rect id="_x0000_i1197" style="width:0;height:0" o:hralign="center" o:hrstd="t" o:hr="t" fillcolor="#a0a0a0" stroked="f"/>
+          <v:rect id="_x0000_i1035" style="width:0;height:0" o:hralign="center" o:hrstd="t" o:hr="t" fillcolor="#a0a0a0" stroked="f"/>
         </w:pict>
       </w:r>
     </w:p>
@@ -1088,12 +1086,10 @@
         <w:t>The data is stored in </w:t>
       </w:r>
       <w:proofErr w:type="spellStart"/>
-      <w:proofErr w:type="gramStart"/>
       <w:r>
         <w:t>data.json</w:t>
       </w:r>
       <w:proofErr w:type="spellEnd"/>
-      <w:proofErr w:type="gramEnd"/>
       <w:r>
         <w:t> in list format. Each expense entry is represented as a dictionary with fields such as:</w:t>
       </w:r>
@@ -1165,7 +1161,7 @@
     <w:p>
       <w:r>
         <w:pict w14:anchorId="5DF67BF4">
-          <v:rect id="_x0000_i1198" style="width:0;height:0" o:hralign="center" o:hrstd="t" o:hr="t" fillcolor="#a0a0a0" stroked="f"/>
+          <v:rect id="_x0000_i1036" style="width:0;height:0" o:hralign="center" o:hrstd="t" o:hr="t" fillcolor="#a0a0a0" stroked="f"/>
         </w:pict>
       </w:r>
     </w:p>
@@ -1269,7 +1265,7 @@
     <w:p>
       <w:r>
         <w:pict w14:anchorId="53FE23F8">
-          <v:rect id="_x0000_i1199" style="width:0;height:0" o:hralign="center" o:hrstd="t" o:hr="t" fillcolor="#a0a0a0" stroked="f"/>
+          <v:rect id="_x0000_i1037" style="width:0;height:0" o:hralign="center" o:hrstd="t" o:hr="t" fillcolor="#a0a0a0" stroked="f"/>
         </w:pict>
       </w:r>
     </w:p>
@@ -1481,7 +1477,7 @@
     <w:p>
       <w:r>
         <w:pict w14:anchorId="57B6C340">
-          <v:rect id="_x0000_i1200" style="width:0;height:0" o:hralign="center" o:hrstd="t" o:hr="t" fillcolor="#a0a0a0" stroked="f"/>
+          <v:rect id="_x0000_i1038" style="width:0;height:0" o:hralign="center" o:hrstd="t" o:hr="t" fillcolor="#a0a0a0" stroked="f"/>
         </w:pict>
       </w:r>
     </w:p>
@@ -1571,12 +1567,10 @@
         <w:t xml:space="preserve"> </w:t>
       </w:r>
       <w:proofErr w:type="spellStart"/>
-      <w:proofErr w:type="gramStart"/>
       <w:r>
         <w:t>data.json</w:t>
       </w:r>
       <w:proofErr w:type="spellEnd"/>
-      <w:proofErr w:type="gramEnd"/>
     </w:p>
     <w:p>
       <w:r>
@@ -1615,18 +1609,13 @@
     </w:p>
     <w:p>
       <w:r>
-        <w:t>└─</w:t>
-      </w:r>
-      <w:proofErr w:type="gramStart"/>
-      <w:r>
-        <w:t>─ .</w:t>
+        <w:t>└── .</w:t>
       </w:r>
       <w:proofErr w:type="spellStart"/>
       <w:r>
         <w:t>gitignore</w:t>
       </w:r>
       <w:proofErr w:type="spellEnd"/>
-      <w:proofErr w:type="gramEnd"/>
     </w:p>
     <w:p>
       <w:pPr>
@@ -1689,7 +1678,6 @@
         </w:numPr>
       </w:pPr>
       <w:proofErr w:type="spellStart"/>
-      <w:proofErr w:type="gramStart"/>
       <w:r>
         <w:rPr>
           <w:b/>
@@ -1698,7 +1686,6 @@
         <w:t>data.json</w:t>
       </w:r>
       <w:proofErr w:type="spellEnd"/>
-      <w:proofErr w:type="gramEnd"/>
       <w:r>
         <w:br/>
         <w:t>Stores expense data in JSON format.</w:t>
@@ -1749,7 +1736,6 @@
           <w:numId w:val="10"/>
         </w:numPr>
       </w:pPr>
-      <w:proofErr w:type="gramStart"/>
       <w:r>
         <w:rPr>
           <w:b/>
@@ -1766,7 +1752,6 @@
         <w:t>gitignore</w:t>
       </w:r>
       <w:proofErr w:type="spellEnd"/>
-      <w:proofErr w:type="gramEnd"/>
       <w:r>
         <w:br/>
         <w:t>Prevents unnecessary files from being tracked in Git.</w:t>
@@ -1775,7 +1760,7 @@
     <w:p>
       <w:r>
         <w:pict w14:anchorId="196D4625">
-          <v:rect id="_x0000_i1201" style="width:0;height:0" o:hralign="center" o:hrstd="t" o:hr="t" fillcolor="#a0a0a0" stroked="f"/>
+          <v:rect id="_x0000_i1039" style="width:0;height:0" o:hralign="center" o:hrstd="t" o:hr="t" fillcolor="#a0a0a0" stroked="f"/>
         </w:pict>
       </w:r>
     </w:p>
@@ -1876,12 +1861,10 @@
         <w:t>The updated information is saved in </w:t>
       </w:r>
       <w:proofErr w:type="spellStart"/>
-      <w:proofErr w:type="gramStart"/>
       <w:r>
         <w:t>data.json</w:t>
       </w:r>
       <w:proofErr w:type="spellEnd"/>
-      <w:proofErr w:type="gramEnd"/>
       <w:r>
         <w:t>.</w:t>
       </w:r>
@@ -1905,7 +1888,7 @@
     <w:p>
       <w:r>
         <w:pict w14:anchorId="1028AF65">
-          <v:rect id="_x0000_i1202" style="width:0;height:0" o:hralign="center" o:hrstd="t" o:hr="t" fillcolor="#a0a0a0" stroked="f"/>
+          <v:rect id="_x0000_i1040" style="width:0;height:0" o:hralign="center" o:hrstd="t" o:hr="t" fillcolor="#a0a0a0" stroked="f"/>
         </w:pict>
       </w:r>
     </w:p>
@@ -1998,7 +1981,7 @@
     <w:p>
       <w:r>
         <w:pict w14:anchorId="03DD60C7">
-          <v:rect id="_x0000_i1203" style="width:0;height:0" o:hralign="center" o:hrstd="t" o:hr="t" fillcolor="#a0a0a0" stroked="f"/>
+          <v:rect id="_x0000_i1041" style="width:0;height:0" o:hralign="center" o:hrstd="t" o:hr="t" fillcolor="#a0a0a0" stroked="f"/>
         </w:pict>
       </w:r>
     </w:p>
@@ -2160,7 +2143,7 @@
       <w:r>
         <w:lastRenderedPageBreak/>
         <w:pict w14:anchorId="5ED676C7">
-          <v:rect id="_x0000_i1204" style="width:0;height:0" o:hralign="center" o:hrstd="t" o:hr="t" fillcolor="#a0a0a0" stroked="f"/>
+          <v:rect id="_x0000_i1042" style="width:0;height:0" o:hralign="center" o:hrstd="t" o:hr="t" fillcolor="#a0a0a0" stroked="f"/>
         </w:pict>
       </w:r>
     </w:p>
@@ -2292,7 +2275,7 @@
     <w:p>
       <w:r>
         <w:pict w14:anchorId="64978AE1">
-          <v:rect id="_x0000_i1205" style="width:0;height:0" o:hralign="center" o:hrstd="t" o:hr="t" fillcolor="#a0a0a0" stroked="f"/>
+          <v:rect id="_x0000_i1043" style="width:0;height:0" o:hralign="center" o:hrstd="t" o:hr="t" fillcolor="#a0a0a0" stroked="f"/>
         </w:pict>
       </w:r>
     </w:p>
@@ -2415,7 +2398,7 @@
     <w:p>
       <w:r>
         <w:pict w14:anchorId="24B7CABB">
-          <v:rect id="_x0000_i1206" style="width:0;height:0" o:hralign="center" o:hrstd="t" o:hr="t" fillcolor="#a0a0a0" stroked="f"/>
+          <v:rect id="_x0000_i1044" style="width:0;height:0" o:hralign="center" o:hrstd="t" o:hr="t" fillcolor="#a0a0a0" stroked="f"/>
         </w:pict>
       </w:r>
     </w:p>
@@ -2557,7 +2540,7 @@
     <w:p>
       <w:r>
         <w:pict w14:anchorId="39E93E7A">
-          <v:rect id="_x0000_i1207" style="width:0;height:0" o:hralign="center" o:hrstd="t" o:hr="t" fillcolor="#a0a0a0" stroked="f"/>
+          <v:rect id="_x0000_i1045" style="width:0;height:0" o:hralign="center" o:hrstd="t" o:hr="t" fillcolor="#a0a0a0" stroked="f"/>
         </w:pict>
       </w:r>
     </w:p>
@@ -2689,7 +2672,7 @@
     <w:p>
       <w:r>
         <w:pict w14:anchorId="440EA04B">
-          <v:rect id="_x0000_i1208" style="width:0;height:0" o:hralign="center" o:hrstd="t" o:hr="t" fillcolor="#a0a0a0" stroked="f"/>
+          <v:rect id="_x0000_i1046" style="width:0;height:0" o:hralign="center" o:hrstd="t" o:hr="t" fillcolor="#a0a0a0" stroked="f"/>
         </w:pict>
       </w:r>
     </w:p>
@@ -2787,7 +2770,7 @@
     <w:p>
       <w:r>
         <w:pict w14:anchorId="00282C26">
-          <v:rect id="_x0000_i1209" style="width:0;height:0" o:hralign="center" o:hrstd="t" o:hr="t" fillcolor="#a0a0a0" stroked="f"/>
+          <v:rect id="_x0000_i1047" style="width:0;height:0" o:hralign="center" o:hrstd="t" o:hr="t" fillcolor="#a0a0a0" stroked="f"/>
         </w:pict>
       </w:r>
     </w:p>
@@ -2918,7 +2901,7 @@
     <w:p>
       <w:r>
         <w:pict w14:anchorId="20326B8C">
-          <v:rect id="_x0000_i1210" style="width:0;height:0" o:hralign="center" o:hrstd="t" o:hr="t" fillcolor="#a0a0a0" stroked="f"/>
+          <v:rect id="_x0000_i1048" style="width:0;height:0" o:hralign="center" o:hrstd="t" o:hr="t" fillcolor="#a0a0a0" stroked="f"/>
         </w:pict>
       </w:r>
     </w:p>
@@ -2959,7 +2942,7 @@
     <w:p>
       <w:r>
         <w:pict w14:anchorId="4954A71D">
-          <v:rect id="_x0000_i1211" style="width:0;height:0" o:hralign="center" o:hrstd="t" o:hr="t" fillcolor="#a0a0a0" stroked="f"/>
+          <v:rect id="_x0000_i1049" style="width:0;height:0" o:hralign="center" o:hrstd="t" o:hr="t" fillcolor="#a0a0a0" stroked="f"/>
         </w:pict>
       </w:r>
     </w:p>
@@ -3076,7 +3059,7 @@
     <w:p>
       <w:r>
         <w:pict w14:anchorId="278034F5">
-          <v:rect id="_x0000_i1213" style="width:0;height:0" o:hralign="center" o:hrstd="t" o:hr="t" fillcolor="#a0a0a0" stroked="f"/>
+          <v:rect id="_x0000_i1050" style="width:0;height:0" o:hralign="center" o:hrstd="t" o:hr="t" fillcolor="#a0a0a0" stroked="f"/>
         </w:pict>
       </w:r>
     </w:p>
@@ -3169,13 +3152,8 @@
       <w:r>
         <w:t> </w:t>
       </w:r>
-      <w:proofErr w:type="spellStart"/>
-      <w:r>
-        <w:t>Raskesh</w:t>
-      </w:r>
-      <w:proofErr w:type="spellEnd"/>
-      <w:r>
-        <w:t xml:space="preserve"> Shrivastava</w:t>
+      <w:r>
+        <w:t>Rakesh Shrivastava</w:t>
       </w:r>
       <w:r>
         <w:t xml:space="preserve"> </w:t>
@@ -6638,6 +6616,7 @@
   <w:style w:type="character" w:default="1" w:styleId="DefaultParagraphFont">
     <w:name w:val="Default Paragraph Font"/>
     <w:uiPriority w:val="1"/>
+    <w:semiHidden/>
     <w:unhideWhenUsed/>
   </w:style>
   <w:style w:type="table" w:default="1" w:styleId="TableNormal">
